--- a/templates/ΑΝΑΡΡΩΤΙΚΗ ΜΟΝΙΜΩΝ ΜΕ ΙΑΤΡΙΚΗ ΓΝΩΜΑΤΕΥΣΗ.docx
+++ b/templates/ΑΝΑΡΡΩΤΙΚΗ ΜΟΝΙΜΩΝ ΜΕ ΙΑΤΡΙΚΗ ΓΝΩΜΑΤΕΥΣΗ.docx
@@ -527,31 +527,18 @@
                     </w:rPr>
                     <w:t xml:space="preserve">Email: </w:t>
                   </w:r>
-                  <w:r>
-                    <w:fldChar w:fldCharType="begin"/>
-                  </w:r>
-                  <w:r>
-                    <w:rPr>
-                      <w:lang w:val="en-US"/>
-                    </w:rPr>
-                    <w:instrText>HYPERLINK "mailto:mail@3lyk-argous.arg.sch.gr"</w:instrText>
-                  </w:r>
-                  <w:r>
-                    <w:fldChar w:fldCharType="separate"/>
-                  </w:r>
-                  <w:r>
-                    <w:rPr>
-                      <w:rStyle w:val="-"/>
-                      <w:rFonts w:ascii="Calibri" w:hAnsi="Calibri"/>
-                      <w:spacing w:val="-2"/>
-                      <w:szCs w:val="22"/>
-                      <w:lang w:val="en-US"/>
-                    </w:rPr>
-                    <w:t>mail@3lyk-argous.arg.sch.gr</w:t>
-                  </w:r>
-                  <w:r>
-                    <w:fldChar w:fldCharType="end"/>
-                  </w:r>
+                  <w:hyperlink r:id="rId7" w:history="1">
+                    <w:r>
+                      <w:rPr>
+                        <w:rStyle w:val="-"/>
+                        <w:rFonts w:ascii="Calibri" w:hAnsi="Calibri"/>
+                        <w:spacing w:val="-2"/>
+                        <w:szCs w:val="22"/>
+                        <w:lang w:val="en-US"/>
+                      </w:rPr>
+                      <w:t>mail@3lyk-argous.arg.sch.gr</w:t>
+                    </w:r>
+                  </w:hyperlink>
                 </w:p>
                 <w:p>
                   <w:pPr>
@@ -930,12 +917,66 @@
         <w:ind w:left="993" w:hanging="993"/>
         <w:jc w:val="both"/>
         <w:rPr>
-          <w:rFonts w:ascii="Calibri" w:hAnsi="Calibri"/>
-          <w:b/>
-          <w:sz w:val="22"/>
+          <w:rFonts w:asciiTheme="minorHAnsi" w:hAnsiTheme="minorHAnsi" w:cstheme="minorHAnsi"/>
+          <w:b/>
+          <w:sz w:val="24"/>
           <w:szCs w:val="24"/>
         </w:rPr>
       </w:pPr>
+      <w:r>
+        <w:rPr>
+          <w:rFonts w:asciiTheme="minorHAnsi" w:hAnsiTheme="minorHAnsi" w:cstheme="minorHAnsi"/>
+          <w:b/>
+          <w:sz w:val="24"/>
+          <w:szCs w:val="24"/>
+        </w:rPr>
+        <w:t xml:space="preserve">ΘΕΜΑ:  </w:t>
+      </w:r>
+      <w:r>
+        <w:rPr>
+          <w:rFonts w:asciiTheme="minorHAnsi" w:hAnsiTheme="minorHAnsi" w:cstheme="minorHAnsi"/>
+          <w:b/>
+          <w:sz w:val="24"/>
+          <w:szCs w:val="24"/>
+        </w:rPr>
+        <w:t>«</w:t>
+      </w:r>
+      <w:r>
+        <w:rPr>
+          <w:rFonts w:asciiTheme="minorHAnsi" w:hAnsiTheme="minorHAnsi" w:cstheme="minorHAnsi"/>
+          <w:b/>
+          <w:sz w:val="24"/>
+          <w:szCs w:val="22"/>
+        </w:rPr>
+        <w:t xml:space="preserve">Χορήγηση </w:t>
+      </w:r>
+      <w:r>
+        <w:rPr>
+          <w:rFonts w:asciiTheme="minorHAnsi" w:hAnsiTheme="minorHAnsi" w:cstheme="minorHAnsi"/>
+          <w:b/>
+          <w:sz w:val="24"/>
+          <w:szCs w:val="22"/>
+        </w:rPr>
+        <w:t>αναρρωτικής</w:t>
+      </w:r>
+      <w:r>
+        <w:rPr>
+          <w:rFonts w:asciiTheme="minorHAnsi" w:hAnsiTheme="minorHAnsi" w:cstheme="minorHAnsi"/>
+          <w:b/>
+          <w:sz w:val="24"/>
+          <w:szCs w:val="22"/>
+        </w:rPr>
+        <w:t xml:space="preserve"> άδειας εκπαιδευτικού</w:t>
+      </w:r>
+      <w:r>
+        <w:rPr>
+          <w:rFonts w:asciiTheme="minorHAnsi" w:hAnsiTheme="minorHAnsi" w:cstheme="minorHAnsi"/>
+          <w:b/>
+          <w:sz w:val="24"/>
+          <w:szCs w:val="24"/>
+        </w:rPr>
+        <w:t>».</w:t>
+      </w:r>
     </w:p>
     <w:p>
       <w:pPr>
@@ -943,73 +984,6 @@
         <w:ind w:left="993" w:hanging="993"/>
         <w:jc w:val="both"/>
         <w:rPr>
-          <w:rFonts w:asciiTheme="minorHAnsi" w:hAnsiTheme="minorHAnsi" w:cstheme="minorHAnsi"/>
-          <w:b/>
-          <w:sz w:val="24"/>
-          <w:szCs w:val="24"/>
-        </w:rPr>
-      </w:pPr>
-      <w:r>
-        <w:rPr>
-          <w:rFonts w:asciiTheme="minorHAnsi" w:hAnsiTheme="minorHAnsi" w:cstheme="minorHAnsi"/>
-          <w:b/>
-          <w:sz w:val="24"/>
-          <w:szCs w:val="24"/>
-        </w:rPr>
-        <w:t xml:space="preserve">ΘΕΜΑ:  </w:t>
-      </w:r>
-      <w:r>
-        <w:rPr>
-          <w:rFonts w:asciiTheme="minorHAnsi" w:hAnsiTheme="minorHAnsi" w:cstheme="minorHAnsi"/>
-          <w:b/>
-          <w:sz w:val="24"/>
-          <w:szCs w:val="24"/>
-        </w:rPr>
-        <w:t>«</w:t>
-      </w:r>
-      <w:r>
-        <w:rPr>
-          <w:rFonts w:asciiTheme="minorHAnsi" w:hAnsiTheme="minorHAnsi" w:cstheme="minorHAnsi"/>
-          <w:b/>
-          <w:sz w:val="24"/>
-          <w:szCs w:val="22"/>
-        </w:rPr>
-        <w:t xml:space="preserve">Χορήγηση </w:t>
-      </w:r>
-      <w:r>
-        <w:rPr>
-          <w:rFonts w:asciiTheme="minorHAnsi" w:hAnsiTheme="minorHAnsi" w:cstheme="minorHAnsi"/>
-          <w:b/>
-          <w:sz w:val="24"/>
-          <w:szCs w:val="22"/>
-        </w:rPr>
-        <w:t>αναρρωτικής</w:t>
-      </w:r>
-      <w:r>
-        <w:rPr>
-          <w:rFonts w:asciiTheme="minorHAnsi" w:hAnsiTheme="minorHAnsi" w:cstheme="minorHAnsi"/>
-          <w:b/>
-          <w:sz w:val="24"/>
-          <w:szCs w:val="22"/>
-        </w:rPr>
-        <w:t xml:space="preserve"> άδειας εκπαιδευτικού</w:t>
-      </w:r>
-      <w:r>
-        <w:rPr>
-          <w:rFonts w:asciiTheme="minorHAnsi" w:hAnsiTheme="minorHAnsi" w:cstheme="minorHAnsi"/>
-          <w:b/>
-          <w:sz w:val="24"/>
-          <w:szCs w:val="24"/>
-        </w:rPr>
-        <w:t>».</w:t>
-      </w:r>
-    </w:p>
-    <w:p>
-      <w:pPr>
-        <w:shd w:val="clear" w:color="auto" w:fill="FFFFFF"/>
-        <w:ind w:left="993" w:hanging="993"/>
-        <w:jc w:val="both"/>
-        <w:rPr>
           <w:rFonts w:ascii="Calibri" w:hAnsi="Calibri"/>
           <w:b/>
           <w:sz w:val="22"/>
@@ -1025,6 +999,7 @@
           <w:tab w:val="left" w:pos="1418"/>
           <w:tab w:val="center" w:pos="4677"/>
         </w:tabs>
+        <w:spacing w:line="276" w:lineRule="auto"/>
         <w:jc w:val="both"/>
         <w:rPr>
           <w:rFonts w:asciiTheme="minorHAnsi" w:hAnsiTheme="minorHAnsi" w:cstheme="minorHAnsi"/>
@@ -1053,6 +1028,7 @@
           <w:tab w:val="left" w:pos="1418"/>
           <w:tab w:val="center" w:pos="4677"/>
         </w:tabs>
+        <w:spacing w:line="276" w:lineRule="auto"/>
         <w:jc w:val="both"/>
         <w:rPr>
           <w:rFonts w:asciiTheme="minorHAnsi" w:hAnsiTheme="minorHAnsi" w:cstheme="minorHAnsi"/>
@@ -1081,6 +1057,7 @@
           <w:tab w:val="left" w:pos="1418"/>
           <w:tab w:val="center" w:pos="4677"/>
         </w:tabs>
+        <w:spacing w:line="276" w:lineRule="auto"/>
         <w:jc w:val="both"/>
         <w:rPr>
           <w:rFonts w:asciiTheme="minorHAnsi" w:hAnsiTheme="minorHAnsi" w:cstheme="minorHAnsi"/>
@@ -1127,6 +1104,7 @@
           <w:tab w:val="left" w:pos="1418"/>
           <w:tab w:val="center" w:pos="4677"/>
         </w:tabs>
+        <w:spacing w:line="276" w:lineRule="auto"/>
         <w:jc w:val="both"/>
         <w:rPr>
           <w:rFonts w:asciiTheme="minorHAnsi" w:hAnsiTheme="minorHAnsi" w:cstheme="minorHAnsi"/>
@@ -1656,6 +1634,7 @@
           <w:tab w:val="left" w:pos="1418"/>
           <w:tab w:val="center" w:pos="4677"/>
         </w:tabs>
+        <w:spacing w:line="276" w:lineRule="auto"/>
         <w:jc w:val="both"/>
         <w:rPr>
           <w:rFonts w:asciiTheme="minorHAnsi" w:hAnsiTheme="minorHAnsi" w:cstheme="minorHAnsi"/>
@@ -1791,13 +1770,12 @@
           <w:tab w:val="left" w:pos="1418"/>
           <w:tab w:val="center" w:pos="4677"/>
         </w:tabs>
-        <w:spacing w:line="276" w:lineRule="auto"/>
         <w:ind w:left="720"/>
         <w:jc w:val="both"/>
         <w:rPr>
           <w:rFonts w:asciiTheme="minorHAnsi" w:hAnsiTheme="minorHAnsi"/>
-          <w:sz w:val="22"/>
-          <w:szCs w:val="22"/>
+          <w:sz w:val="16"/>
+          <w:szCs w:val="16"/>
         </w:rPr>
       </w:pPr>
     </w:p>
@@ -1809,23 +1787,7 @@
           <w:tab w:val="left" w:pos="1418"/>
           <w:tab w:val="center" w:pos="4677"/>
         </w:tabs>
-        <w:ind w:left="720"/>
-        <w:jc w:val="both"/>
-        <w:rPr>
-          <w:rFonts w:asciiTheme="minorHAnsi" w:hAnsiTheme="minorHAnsi"/>
-          <w:sz w:val="16"/>
-          <w:szCs w:val="16"/>
-        </w:rPr>
-      </w:pPr>
-    </w:p>
-    <w:p>
-      <w:pPr>
-        <w:pStyle w:val="a6"/>
-        <w:tabs>
-          <w:tab w:val="left" w:pos="993"/>
-          <w:tab w:val="left" w:pos="1418"/>
-          <w:tab w:val="center" w:pos="4677"/>
-        </w:tabs>
+        <w:spacing w:line="480" w:lineRule="auto"/>
         <w:ind w:left="720"/>
         <w:jc w:val="center"/>
         <w:rPr>
@@ -1842,23 +1804,6 @@
         </w:rPr>
         <w:t>ΑΠΟΦΑΣΙΖΟΥΜΕ</w:t>
       </w:r>
-    </w:p>
-    <w:p>
-      <w:pPr>
-        <w:pStyle w:val="a6"/>
-        <w:tabs>
-          <w:tab w:val="left" w:pos="993"/>
-          <w:tab w:val="left" w:pos="1418"/>
-          <w:tab w:val="center" w:pos="4677"/>
-        </w:tabs>
-        <w:ind w:left="720"/>
-        <w:jc w:val="both"/>
-        <w:rPr>
-          <w:rFonts w:asciiTheme="minorHAnsi" w:hAnsiTheme="minorHAnsi"/>
-          <w:sz w:val="16"/>
-          <w:szCs w:val="16"/>
-        </w:rPr>
-      </w:pPr>
     </w:p>
     <w:p>
       <w:pPr>
@@ -2518,7 +2463,7 @@
         <w:sectPr>
           <w:type w:val="continuous"/>
           <w:pgSz w:w="11909" w:h="16834"/>
-          <w:pgMar w:top="1440" w:right="1136" w:bottom="426" w:left="1006" w:header="720" w:footer="720" w:gutter="0"/>
+          <w:pgMar w:top="1440" w:right="852" w:bottom="426" w:left="1006" w:header="720" w:footer="720" w:gutter="0"/>
           <w:cols w:space="60"/>
           <w:noEndnote/>
         </w:sectPr>
@@ -4962,7 +4907,7 @@
 </file>
 
 <file path=customXml/itemProps1.xml><?xml version="1.0" encoding="utf-8"?>
-<ds:datastoreItem xmlns:ds="http://schemas.openxmlformats.org/officeDocument/2006/customXml" ds:itemID="{059EC476-803B-4599-90CD-3AD8FAEEF5AF}">
+<ds:datastoreItem xmlns:ds="http://schemas.openxmlformats.org/officeDocument/2006/customXml" ds:itemID="{F2C0D3BB-0590-4CF8-BDB7-82D73F3B2E90}">
   <ds:schemaRefs>
     <ds:schemaRef ds:uri="http://schemas.openxmlformats.org/officeDocument/2006/bibliography"/>
   </ds:schemaRefs>
